--- a/projects/valuepickr-open-screen/docs/Shanti Gold International.docx
+++ b/projects/valuepickr-open-screen/docs/Shanti Gold International.docx
@@ -824,6 +824,179 @@
           <w:szCs w:val="18"/>
         </w:rPr>
         <w:t xml:space="preserve">This is independent research and analysis for informational purposes only, not personalized financial or investment advice. Past multi-bagger performance and forum/social sentiment are not indicators of future returns. Do your own due diligence before investing.</w:t>
+      </w:r>
+    </w:p>
+    <w:p/>
+    <w:p>
+      <w:r>
+        <w:rPr>
+          <w:b/>
+          <w:sz w:val="28"/>
+        </w:rPr>
+        <w:t>🔄 RESEARCH UPDATE - 2026-10-05</w:t>
+      </w:r>
+    </w:p>
+    <w:p>
+      <w:r>
+        <w:rPr>
+          <w:b/>
+        </w:rPr>
+        <w:t>📊 Key Metrics:</w:t>
+      </w:r>
+    </w:p>
+    <w:p>
+      <w:pPr>
+        <w:ind w:left="360"/>
+      </w:pPr>
+      <w:r>
+        <w:t xml:space="preserve">  • Company: Shanti Gold International Ltd</w:t>
+      </w:r>
+    </w:p>
+    <w:p>
+      <w:pPr>
+        <w:ind w:left="360"/>
+      </w:pPr>
+      <w:r>
+        <w:t xml:space="preserve">  • Conviction: Not rated</w:t>
+      </w:r>
+    </w:p>
+    <w:p>
+      <w:pPr>
+        <w:ind w:left="360"/>
+      </w:pPr>
+      <w:r>
+        <w:t xml:space="preserve">  • Thesis: neither</w:t>
+      </w:r>
+    </w:p>
+    <w:p>
+      <w:pPr>
+        <w:ind w:left="360"/>
+      </w:pPr>
+      <w:r>
+        <w:t xml:space="preserve">  • 4-Box Score: 1.0</w:t>
+      </w:r>
+    </w:p>
+    <w:p>
+      <w:pPr>
+        <w:ind w:left="360"/>
+      </w:pPr>
+      <w:r>
+        <w:t xml:space="preserve">  • Research Date: 2026-09-26</w:t>
+      </w:r>
+    </w:p>
+    <w:p>
+      <w:pPr>
+        <w:ind w:left="360"/>
+      </w:pPr>
+      <w:r>
+        <w:t xml:space="preserve">  • Red Flag: None</w:t>
+      </w:r>
+    </w:p>
+    <w:p/>
+    <w:p>
+      <w:r>
+        <w:rPr>
+          <w:b/>
+        </w:rPr>
+        <w:t>📝 Verdict:</w:t>
+      </w:r>
+    </w:p>
+    <w:p>
+      <w:pPr>
+        <w:ind w:left="360"/>
+      </w:pPr>
+      <w:r>
+        <w:t>High screen-optics (37% ROE, +144% revenue) mostly driven by the gold price on ~25% volume; a thin-margin, working-capital-heavy jewellery manufacturer at ~35x with a post-IPO pay hike and a rights issue - thesis_fit neither, conviction Low-Medium.</w:t>
+      </w:r>
+    </w:p>
+    <w:p/>
+    <w:p>
+      <w:r>
+        <w:rPr>
+          <w:b/>
+        </w:rPr>
+        <w:t>📈 Bull Case:</w:t>
+      </w:r>
+    </w:p>
+    <w:p>
+      <w:pPr>
+        <w:ind w:left="360"/>
+      </w:pPr>
+      <w:r>
+        <w:t>Very high reported ROE (~37%) / ROCE (~32%) with modest leverage (D/E ~0.36)</w:t>
+      </w:r>
+    </w:p>
+    <w:p>
+      <w:pPr>
+        <w:ind w:left="360"/>
+      </w:pPr>
+      <w:r>
+        <w:t>Volume growth ~25% YoY plus a favourable gold-price cycle drives &gt;140% revenue growth optically</w:t>
+      </w:r>
+    </w:p>
+    <w:p>
+      <w:pPr>
+        <w:ind w:left="360"/>
+      </w:pPr>
+      <w:r>
+        <w:t>Capacity addition (Jaipur unit) and a large-retail-chain customer base; festive-season tailwind</w:t>
+      </w:r>
+    </w:p>
+    <w:p>
+      <w:pPr>
+        <w:ind w:left="360"/>
+      </w:pPr>
+      <w:r>
+        <w:t>All-OFS IPO (no fresh dilution then) and nil promoter pledge</w:t>
+      </w:r>
+    </w:p>
+    <w:p/>
+    <w:p>
+      <w:r>
+        <w:rPr>
+          <w:b/>
+        </w:rPr>
+        <w:t>📉 Bear Case:</w:t>
+      </w:r>
+    </w:p>
+    <w:p>
+      <w:pPr>
+        <w:ind w:left="360"/>
+      </w:pPr>
+      <w:r>
+        <w:t>Most 'growth' is a ~40% gold-price move, not volume - reported revenue overstates the real trajectory</w:t>
+      </w:r>
+    </w:p>
+    <w:p>
+      <w:pPr>
+        <w:ind w:left="360"/>
+      </w:pPr>
+      <w:r>
+        <w:t>Jewellery manufacturing: thin PAT margin (~7%), heavy working capital, gold-price cyclicality, low moat</w:t>
+      </w:r>
+    </w:p>
+    <w:p>
+      <w:pPr>
+        <w:ind w:left="360"/>
+      </w:pPr>
+      <w:r>
+        <w:t>~35x earnings for a cyclical manufacturer with a ~1-year listed history</w:t>
+      </w:r>
+    </w:p>
+    <w:p>
+      <w:pPr>
+        <w:ind w:left="360"/>
+      </w:pPr>
+      <w:r>
+        <w:t>Governance watch: sharp promoter-remuneration hike right after listing; a small rights issue soon after an all-OFS IPO</w:t>
+      </w:r>
+    </w:p>
+    <w:p>
+      <w:pPr>
+        <w:ind w:left="360"/>
+      </w:pPr>
+      <w:r>
+        <w:t>Multiple related promoter entities (Utssav CZ) - group-structure and related-party complexity</w:t>
       </w:r>
     </w:p>
     <w:sectPr>
